--- a/content/Bios/Charlie_Chainhalt.docx
+++ b/content/Bios/Charlie_Chainhalt.docx
@@ -1,209 +1,8 @@
 
 <file path=word/document.xml><?xml version="1.0" encoding="utf-8"?>
-<w:document xmlns:w14="http://schemas.microsoft.com/office/word/2010/wordml" xmlns:wp14="http://schemas.microsoft.com/office/word/2010/wordprocessingDrawing" xmlns:w="http://schemas.openxmlformats.org/wordprocessingml/2006/main" xmlns:m="http://schemas.openxmlformats.org/officeDocument/2006/math" xmlns:r="http://schemas.openxmlformats.org/officeDocument/2006/relationships" xmlns:o="urn:schemas-microsoft-com:office:office" xmlns:v="urn:schemas-microsoft-com:vml" xmlns:w10="urn:schemas-microsoft-com:office:word" xmlns:a="http://schemas.openxmlformats.org/drawingml/2006/main" xmlns:pic="http://schemas.openxmlformats.org/drawingml/2006/picture" xmlns:wp="http://schemas.openxmlformats.org/drawingml/2006/wordprocessingDrawing" xmlns:mc="http://schemas.openxmlformats.org/markup-compatibility/2006" mc:Ignorable="w14 wp14">
+<w:document xmlns:ns1="http://schemas.openxmlformats.org/markup-compatibility/2006" xmlns:ns2="http://schemas.microsoft.com/office/word/2010/wordml" xmlns:w="http://schemas.openxmlformats.org/wordprocessingml/2006/main" ns1:Ignorable="w14 wp14">
   <w:body>
-    <w:p xmlns:wp14="http://schemas.microsoft.com/office/word/2010/wordml" wp14:textId="77777777">
-      <w:pPr>
-        <w:pStyle w:val="FirstParagraph"/>
-      </w:pPr>
-      <w:r>
-        <w:rPr/>
-        <w:t xml:space="preserve">1992 Hall of Fame Inductee Charlie </w:t>
-      </w:r>
-      <w:r>
-        <w:rPr/>
-        <w:t>Chainhalt</w:t>
-      </w:r>
-      <w:r>
-        <w:rPr/>
-        <w:t xml:space="preserve"> – Denver</w:t>
-      </w:r>
-      <w:r>
-        <w:rPr/>
-        <w:t xml:space="preserve"> </w:t>
-      </w:r>
-      <w:r>
-        <w:rPr/>
-        <w:t xml:space="preserve">Charlie </w:t>
-      </w:r>
-      <w:r>
-        <w:rPr/>
-        <w:t>Chainhalt</w:t>
-      </w:r>
-      <w:r>
-        <w:rPr/>
-        <w:t xml:space="preserve"> is a guy who has been around the block. He was a standout athlete at Denver Manual</w:t>
-      </w:r>
-      <w:r>
-        <w:rPr/>
-        <w:t xml:space="preserve"> </w:t>
-      </w:r>
-      <w:r>
-        <w:rPr/>
-        <w:t>High School and went on to play baseball for the Colorado Teacher’s College (University of Northern</w:t>
-      </w:r>
-      <w:r>
-        <w:rPr/>
-        <w:t xml:space="preserve"> </w:t>
-      </w:r>
-      <w:r>
-        <w:rPr/>
-        <w:t xml:space="preserve">Colorado). He was </w:t>
-      </w:r>
-      <w:r>
-        <w:rPr/>
-        <w:t>signed to</w:t>
-      </w:r>
-      <w:r>
-        <w:rPr/>
-        <w:t xml:space="preserve"> a professional contract by the Legendary Cobe Jones, who was scouting for</w:t>
-      </w:r>
-      <w:r>
-        <w:rPr/>
-        <w:t xml:space="preserve"> </w:t>
-      </w:r>
-      <w:r>
-        <w:rPr/>
-        <w:t>the Giants.</w:t>
-      </w:r>
-      <w:r>
-        <w:rPr/>
-        <w:t xml:space="preserve"> </w:t>
-      </w:r>
-      <w:r>
-        <w:rPr/>
-        <w:t>Charile’s</w:t>
-      </w:r>
-      <w:r>
-        <w:rPr/>
-        <w:t xml:space="preserve"> major league debut with Charlotte, in the Carolina League. He later played briefly with the New</w:t>
-      </w:r>
-      <w:r>
-        <w:rPr/>
-        <w:t xml:space="preserve"> </w:t>
-      </w:r>
-      <w:r>
-        <w:rPr/>
-        <w:t>York Giants long enough to “catch on to a few tricks” as he puts it.</w:t>
-      </w:r>
-      <w:r>
-        <w:rPr/>
-        <w:t xml:space="preserve"> </w:t>
-      </w:r>
-      <w:r>
-        <w:rPr/>
-        <w:t>He returned to Denver in 1946 and became a player-coach for Joe Alpert’s in the old Metro Denver Semi-</w:t>
-      </w:r>
-      <w:r>
-        <w:rPr/>
-        <w:t xml:space="preserve"> </w:t>
-      </w:r>
-      <w:r>
-        <w:rPr/>
-        <w:t>professional League. He recalls playing at Merchant’s Park in the Denver Post Tournament and hitting</w:t>
-      </w:r>
-      <w:r>
-        <w:rPr/>
-        <w:t xml:space="preserve"> </w:t>
-      </w:r>
-      <w:r>
-        <w:rPr/>
-        <w:t>against Satchel Palge. *I fouled one ball, that was It.”</w:t>
-      </w:r>
-      <w:r>
-        <w:rPr/>
-        <w:t xml:space="preserve"> </w:t>
-      </w:r>
-      <w:r>
-        <w:rPr/>
-        <w:t xml:space="preserve">Charlie coached the 1977-78 National Championship team </w:t>
-      </w:r>
-      <w:r>
-        <w:rPr/>
-        <w:t>Axom</w:t>
-      </w:r>
-      <w:r>
-        <w:rPr/>
-        <w:t xml:space="preserve"> Auto Company handled the likes of big</w:t>
-      </w:r>
-      <w:r>
-        <w:rPr/>
-        <w:t xml:space="preserve"> </w:t>
-      </w:r>
-      <w:r>
-        <w:rPr/>
-        <w:t xml:space="preserve">leaguers Nick Capra and John Stearns. Charlie was fiery and feisty and </w:t>
-      </w:r>
-      <w:r>
-        <w:rPr/>
-        <w:t>gets</w:t>
-      </w:r>
-      <w:r>
-        <w:rPr/>
-        <w:t xml:space="preserve"> things fired up. He has been</w:t>
-      </w:r>
-      <w:r>
-        <w:rPr/>
-        <w:t xml:space="preserve"> </w:t>
-      </w:r>
-      <w:r>
-        <w:rPr/>
-        <w:t>known to have a few choice words for those who raise his ire.</w:t>
-      </w:r>
-      <w:r>
-        <w:rPr/>
-        <w:t xml:space="preserve"> </w:t>
-      </w:r>
-      <w:r>
-        <w:rPr/>
-        <w:t xml:space="preserve">Charlie’s outlook on the game sums it up “Baseball has always been a pleasure </w:t>
-      </w:r>
-      <w:r>
-        <w:rPr/>
-        <w:t>and also</w:t>
-      </w:r>
-      <w:r>
-        <w:rPr/>
-        <w:t xml:space="preserve"> a job. I enjoy</w:t>
-      </w:r>
-      <w:r>
-        <w:rPr/>
-        <w:t xml:space="preserve"> </w:t>
-      </w:r>
-      <w:r>
-        <w:rPr/>
-        <w:t>being around the kids.”</w:t>
-      </w:r>
-    </w:p>
-    <w:p>
-      <w:pPr>
-        <w:pStyle w:val="BodyText"/>
-      </w:pPr>
-    </w:p>
-    <w:p>
-      <w:pPr>
-        <w:pStyle w:val="Title"/>
-        <w:rPr>
-          <w:noProof w:val="0"/>
-          <w:lang w:val="en-US"/>
-        </w:rPr>
-      </w:pPr>
-      <w:r>
-        <w:rPr>
-          <w:noProof w:val="0"/>
-          <w:lang w:val="en-US"/>
-        </w:rPr>
-        <w:t xml:space="preserve">Revised Biography: Charlie </w:t>
-      </w:r>
-      <w:r>
-        <w:rPr>
-          <w:noProof w:val="0"/>
-          <w:lang w:val="en-US"/>
-        </w:rPr>
-        <w:t>Chainhalt</w:t>
-      </w:r>
-    </w:p>
-    <w:p>
+    <w:p ns2:paraId="65B395E3" ns2:textId="2FD38930">
       <w:pPr>
         <w:pStyle w:val="Subtitle"/>
         <w:rPr/>
@@ -216,7 +15,7 @@
         <w:t>1992 Hall of Fame Inductee – Denver</w:t>
       </w:r>
     </w:p>
-    <w:p>
+    <w:p ns2:paraId="2DE5B68C" ns2:textId="14DA8601">
       <w:pPr>
         <w:spacing w:before="0" w:beforeAutospacing="off" w:after="0" w:afterAutospacing="off" w:line="300" w:lineRule="auto"/>
         <w:rPr>
@@ -330,7 +129,7 @@
         <w:t xml:space="preserve"> (now the University of Northern Colorado). His skills caught the eye of legendary scout Cobe Jones, who signed him to a professional contract with the Giants organization.</w:t>
       </w:r>
     </w:p>
-    <w:p>
+    <w:p ns2:paraId="6E5A801F" ns2:textId="5909CFE4">
       <w:pPr>
         <w:spacing w:before="0" w:beforeAutospacing="off" w:after="0" w:afterAutospacing="off" w:line="300" w:lineRule="auto"/>
         <w:rPr>
@@ -486,7 +285,7 @@
         <w:t>, including a memorable at‑bat against Satchel Paige: “I fouled one ball—that was it.”</w:t>
       </w:r>
     </w:p>
-    <w:p>
+    <w:p ns2:paraId="6F1795E6" ns2:textId="0045A750">
       <w:pPr>
         <w:spacing w:before="0" w:beforeAutospacing="off" w:after="0" w:afterAutospacing="off" w:line="300" w:lineRule="auto"/>
         <w:rPr>
@@ -586,7 +385,7 @@
         <w:t xml:space="preserve"> team to a National Championship, guiding future big leaguers such as Nick Capra and John Stearns. Known for his fiery personality, competitive spirit, and unfiltered style, he brought intensity and passion to every game.</w:t>
       </w:r>
     </w:p>
-    <w:p>
+    <w:p ns2:paraId="1F8C2CFF" ns2:textId="1B96DBF4">
       <w:pPr>
         <w:spacing w:before="0" w:beforeAutospacing="off" w:after="0" w:afterAutospacing="off" w:line="300" w:lineRule="auto"/>
         <w:rPr>
@@ -700,7 +499,7 @@
         <w:t xml:space="preserve"> a job. I enjoy being around the kids.”</w:t>
       </w:r>
     </w:p>
-    <w:p>
+    <w:p ns2:paraId="05DE488C" ns2:textId="54CA6AE4">
       <w:pPr>
         <w:pStyle w:val="BodyText"/>
       </w:pPr>
